--- a/requirement_spec/1_software_dev/1.1_frontend/signoff_spec/08_hide_document_number_spec.docx
+++ b/requirement_spec/1_software_dev/1.1_frontend/signoff_spec/08_hide_document_number_spec.docx
@@ -182,7 +182,7 @@
                 <w:sz w:val="17"/>
                 <w:szCs w:val="17"/>
               </w:rPr>
-              <w:t xml:space="preserve">v0.2 (ฉบับร่าง)</w:t>
+              <w:t xml:space="preserve">v0.3 (ฉบับร่าง)</w:t>
             </w:r>
           </w:p>
         </w:tc>
@@ -236,7 +236,7 @@
                 <w:sz w:val="17"/>
                 <w:szCs w:val="17"/>
               </w:rPr>
-              <w:t xml:space="preserve">11 มิถุนายน 2569 (2026-06-11)</w:t>
+              <w:t xml:space="preserve">14 มิถุนายน 2569 (2026-06-14)</w:t>
             </w:r>
           </w:p>
         </w:tc>
@@ -345,6 +345,311 @@
                 <w:szCs w:val="17"/>
               </w:rPr>
               <w:t xml:space="preserve">รออนุมัติจากผู้ใช้</w:t>
+            </w:r>
+          </w:p>
+        </w:tc>
+      </w:tr>
+    </w:tbl>
+    <w:p>
+      <w:pPr>
+        <w:rFonts w:ascii="Leelawadee UI" w:hAnsi="Leelawadee UI" w:cs="Leelawadee UI"/>
+        <w:spacing w:before="0" w:after="80"/>
+      </w:pPr>
+      <w:r>
+        <w:rPr>
+          <w:rFonts w:ascii="Leelawadee UI" w:hAnsi="Leelawadee UI" w:cs="Leelawadee UI"/>
+          <w:sz w:val="8"/>
+          <w:szCs w:val="8"/>
+        </w:rPr>
+        <w:t xml:space="preserve"/>
+      </w:r>
+    </w:p>
+    <w:p>
+      <w:pPr>
+        <w:rFonts w:ascii="Leelawadee UI" w:hAnsi="Leelawadee UI" w:cs="Leelawadee UI"/>
+        <w:spacing w:before="120" w:after="60"/>
+      </w:pPr>
+      <w:r>
+        <w:rPr>
+          <w:rFonts w:ascii="Leelawadee UI" w:hAnsi="Leelawadee UI" w:cs="Leelawadee UI"/>
+          <w:b/>
+          <w:bCs/>
+          <w:color w:val="1E3A24"/>
+          <w:sz w:val="22"/>
+          <w:szCs w:val="22"/>
+        </w:rPr>
+        <w:t xml:space="preserve">ประวัติการแก้ไขเอกสาร (Changelog)</w:t>
+      </w:r>
+    </w:p>
+    <w:tbl>
+      <w:tblPr>
+        <w:tblW w:w="5000" w:type="pct"/>
+        <w:tblBorders>
+          <w:top w:val="single" w:sz="4" w:space="0" w:color="9AB59A"/>
+          <w:left w:val="single" w:sz="4" w:space="0" w:color="9AB59A"/>
+          <w:bottom w:val="single" w:sz="4" w:space="0" w:color="9AB59A"/>
+          <w:right w:val="single" w:sz="4" w:space="0" w:color="9AB59A"/>
+          <w:insideH w:val="single" w:sz="4" w:space="0" w:color="C7D6C7"/>
+          <w:insideV w:val="single" w:sz="4" w:space="0" w:color="C7D6C7"/>
+        </w:tblBorders>
+        <w:tblLayout w:type="fixed"/>
+      </w:tblPr>
+      <w:tblGrid>
+        <w:gridCol w:w="1400"/>
+        <w:gridCol w:w="2000"/>
+        <w:gridCol w:w="5960"/>
+      </w:tblGrid>
+      <w:tr>
+        <w:trPr>
+          <w:tblHeader/>
+        </w:trPr>
+        <w:tc>
+          <w:tcPr>
+            <w:tcW w:w="1400" w:type="dxa"/>
+            <w:shd w:val="clear" w:color="auto" w:fill="E8F0E8"/>
+            <w:tcMar>
+              <w:top w:w="40" w:type="dxa"/>
+              <w:bottom w:w="40" w:type="dxa"/>
+              <w:left w:w="80" w:type="dxa"/>
+              <w:right w:w="80" w:type="dxa"/>
+            </w:tcMar>
+            <w:vAlign w:val="center"/>
+          </w:tcPr>
+          <w:p>
+            <w:pPr>
+              <w:rFonts w:ascii="Leelawadee UI" w:hAnsi="Leelawadee UI" w:cs="Leelawadee UI"/>
+              <w:spacing w:before="20" w:after="20"/>
+            </w:pPr>
+            <w:r>
+              <w:rPr>
+                <w:rFonts w:ascii="Leelawadee UI" w:hAnsi="Leelawadee UI" w:cs="Leelawadee UI"/>
+                <w:b/>
+                <w:bCs/>
+                <w:color w:val="1E3A24"/>
+                <w:sz w:val="18"/>
+                <w:szCs w:val="18"/>
+              </w:rPr>
+              <w:t xml:space="preserve">เวอร์ชัน</w:t>
+            </w:r>
+          </w:p>
+        </w:tc>
+        <w:tc>
+          <w:tcPr>
+            <w:tcW w:w="2000" w:type="dxa"/>
+            <w:shd w:val="clear" w:color="auto" w:fill="E8F0E8"/>
+            <w:tcMar>
+              <w:top w:w="40" w:type="dxa"/>
+              <w:bottom w:w="40" w:type="dxa"/>
+              <w:left w:w="80" w:type="dxa"/>
+              <w:right w:w="80" w:type="dxa"/>
+            </w:tcMar>
+            <w:vAlign w:val="center"/>
+          </w:tcPr>
+          <w:p>
+            <w:pPr>
+              <w:rFonts w:ascii="Leelawadee UI" w:hAnsi="Leelawadee UI" w:cs="Leelawadee UI"/>
+              <w:spacing w:before="20" w:after="20"/>
+            </w:pPr>
+            <w:r>
+              <w:rPr>
+                <w:rFonts w:ascii="Leelawadee UI" w:hAnsi="Leelawadee UI" w:cs="Leelawadee UI"/>
+                <w:b/>
+                <w:bCs/>
+                <w:color w:val="1E3A24"/>
+                <w:sz w:val="18"/>
+                <w:szCs w:val="18"/>
+              </w:rPr>
+              <w:t xml:space="preserve">วันที่</w:t>
+            </w:r>
+          </w:p>
+        </w:tc>
+        <w:tc>
+          <w:tcPr>
+            <w:tcW w:w="5960" w:type="dxa"/>
+            <w:shd w:val="clear" w:color="auto" w:fill="E8F0E8"/>
+            <w:tcMar>
+              <w:top w:w="40" w:type="dxa"/>
+              <w:bottom w:w="40" w:type="dxa"/>
+              <w:left w:w="80" w:type="dxa"/>
+              <w:right w:w="80" w:type="dxa"/>
+            </w:tcMar>
+            <w:vAlign w:val="center"/>
+          </w:tcPr>
+          <w:p>
+            <w:pPr>
+              <w:rFonts w:ascii="Leelawadee UI" w:hAnsi="Leelawadee UI" w:cs="Leelawadee UI"/>
+              <w:spacing w:before="20" w:after="20"/>
+            </w:pPr>
+            <w:r>
+              <w:rPr>
+                <w:rFonts w:ascii="Leelawadee UI" w:hAnsi="Leelawadee UI" w:cs="Leelawadee UI"/>
+                <w:b/>
+                <w:bCs/>
+                <w:color w:val="1E3A24"/>
+                <w:sz w:val="18"/>
+                <w:szCs w:val="18"/>
+              </w:rPr>
+              <w:t xml:space="preserve">รายละเอียดการแก้ไข</w:t>
+            </w:r>
+          </w:p>
+        </w:tc>
+      </w:tr>
+      <w:tr>
+        <w:tc>
+          <w:tcPr>
+            <w:tcW w:w="1400" w:type="dxa"/>
+            <w:tcMar>
+              <w:top w:w="40" w:type="dxa"/>
+              <w:bottom w:w="40" w:type="dxa"/>
+              <w:left w:w="80" w:type="dxa"/>
+              <w:right w:w="80" w:type="dxa"/>
+            </w:tcMar>
+            <w:vAlign w:val="center"/>
+          </w:tcPr>
+          <w:p>
+            <w:pPr>
+              <w:rFonts w:ascii="Leelawadee UI" w:hAnsi="Leelawadee UI" w:cs="Leelawadee UI"/>
+              <w:spacing w:before="20" w:after="20"/>
+            </w:pPr>
+            <w:r>
+              <w:rPr>
+                <w:rFonts w:ascii="Leelawadee UI" w:hAnsi="Leelawadee UI" w:cs="Leelawadee UI"/>
+                <w:sz w:val="17"/>
+                <w:szCs w:val="17"/>
+              </w:rPr>
+              <w:t xml:space="preserve">v0.2</w:t>
+            </w:r>
+          </w:p>
+        </w:tc>
+        <w:tc>
+          <w:tcPr>
+            <w:tcW w:w="2000" w:type="dxa"/>
+            <w:tcMar>
+              <w:top w:w="40" w:type="dxa"/>
+              <w:bottom w:w="40" w:type="dxa"/>
+              <w:left w:w="80" w:type="dxa"/>
+              <w:right w:w="80" w:type="dxa"/>
+            </w:tcMar>
+            <w:vAlign w:val="center"/>
+          </w:tcPr>
+          <w:p>
+            <w:pPr>
+              <w:rFonts w:ascii="Leelawadee UI" w:hAnsi="Leelawadee UI" w:cs="Leelawadee UI"/>
+              <w:spacing w:before="20" w:after="20"/>
+            </w:pPr>
+            <w:r>
+              <w:rPr>
+                <w:rFonts w:ascii="Leelawadee UI" w:hAnsi="Leelawadee UI" w:cs="Leelawadee UI"/>
+                <w:sz w:val="17"/>
+                <w:szCs w:val="17"/>
+              </w:rPr>
+              <w:t xml:space="preserve">2026-06-11</w:t>
+            </w:r>
+          </w:p>
+        </w:tc>
+        <w:tc>
+          <w:tcPr>
+            <w:tcW w:w="5960" w:type="dxa"/>
+            <w:tcMar>
+              <w:top w:w="40" w:type="dxa"/>
+              <w:bottom w:w="40" w:type="dxa"/>
+              <w:left w:w="80" w:type="dxa"/>
+              <w:right w:w="80" w:type="dxa"/>
+            </w:tcMar>
+            <w:vAlign w:val="center"/>
+          </w:tcPr>
+          <w:p>
+            <w:pPr>
+              <w:rFonts w:ascii="Leelawadee UI" w:hAnsi="Leelawadee UI" w:cs="Leelawadee UI"/>
+              <w:spacing w:before="20" w:after="20"/>
+            </w:pPr>
+            <w:r>
+              <w:rPr>
+                <w:rFonts w:ascii="Leelawadee UI" w:hAnsi="Leelawadee UI" w:cs="Leelawadee UI"/>
+                <w:sz w:val="17"/>
+                <w:szCs w:val="17"/>
+              </w:rPr>
+              <w:t xml:space="preserve">ฉบับร่างตรงกับหน้า demo (SWA) หลังเชื่อมต่อ Backend</w:t>
+            </w:r>
+          </w:p>
+        </w:tc>
+      </w:tr>
+      <w:tr>
+        <w:tc>
+          <w:tcPr>
+            <w:tcW w:w="1400" w:type="dxa"/>
+            <w:tcMar>
+              <w:top w:w="40" w:type="dxa"/>
+              <w:bottom w:w="40" w:type="dxa"/>
+              <w:left w:w="80" w:type="dxa"/>
+              <w:right w:w="80" w:type="dxa"/>
+            </w:tcMar>
+            <w:vAlign w:val="center"/>
+          </w:tcPr>
+          <w:p>
+            <w:pPr>
+              <w:rFonts w:ascii="Leelawadee UI" w:hAnsi="Leelawadee UI" w:cs="Leelawadee UI"/>
+              <w:spacing w:before="20" w:after="20"/>
+            </w:pPr>
+            <w:r>
+              <w:rPr>
+                <w:rFonts w:ascii="Leelawadee UI" w:hAnsi="Leelawadee UI" w:cs="Leelawadee UI"/>
+                <w:sz w:val="17"/>
+                <w:szCs w:val="17"/>
+              </w:rPr>
+              <w:t xml:space="preserve">v0.3</w:t>
+            </w:r>
+          </w:p>
+        </w:tc>
+        <w:tc>
+          <w:tcPr>
+            <w:tcW w:w="2000" w:type="dxa"/>
+            <w:tcMar>
+              <w:top w:w="40" w:type="dxa"/>
+              <w:bottom w:w="40" w:type="dxa"/>
+              <w:left w:w="80" w:type="dxa"/>
+              <w:right w:w="80" w:type="dxa"/>
+            </w:tcMar>
+            <w:vAlign w:val="center"/>
+          </w:tcPr>
+          <w:p>
+            <w:pPr>
+              <w:rFonts w:ascii="Leelawadee UI" w:hAnsi="Leelawadee UI" w:cs="Leelawadee UI"/>
+              <w:spacing w:before="20" w:after="20"/>
+            </w:pPr>
+            <w:r>
+              <w:rPr>
+                <w:rFonts w:ascii="Leelawadee UI" w:hAnsi="Leelawadee UI" w:cs="Leelawadee UI"/>
+                <w:sz w:val="17"/>
+                <w:szCs w:val="17"/>
+              </w:rPr>
+              <w:t xml:space="preserve">2026-06-14</w:t>
+            </w:r>
+          </w:p>
+        </w:tc>
+        <w:tc>
+          <w:tcPr>
+            <w:tcW w:w="5960" w:type="dxa"/>
+            <w:tcMar>
+              <w:top w:w="40" w:type="dxa"/>
+              <w:bottom w:w="40" w:type="dxa"/>
+              <w:left w:w="80" w:type="dxa"/>
+              <w:right w:w="80" w:type="dxa"/>
+            </w:tcMar>
+            <w:vAlign w:val="center"/>
+          </w:tcPr>
+          <w:p>
+            <w:pPr>
+              <w:rFonts w:ascii="Leelawadee UI" w:hAnsi="Leelawadee UI" w:cs="Leelawadee UI"/>
+              <w:spacing w:before="20" w:after="20"/>
+            </w:pPr>
+            <w:r>
+              <w:rPr>
+                <w:rFonts w:ascii="Leelawadee UI" w:hAnsi="Leelawadee UI" w:cs="Leelawadee UI"/>
+                <w:sz w:val="17"/>
+                <w:szCs w:val="17"/>
+              </w:rPr>
+              <w:t xml:space="preserve">เพิ่มหัวข้อ "การนำไปใช้ปลายทาง (Downstream consumption)": อธิบายว่าเลขเอกสารที่ ถูกซ่อนจะถูกตัดออกจากผลรวม Actuals (SUM ของ `gold_sap_gl_trans`) ตอน query ที่ป้อนให้ dashboard — เสริมกับกฎ row-visibility (ADR-0010) และตัวกรอง Actuals มาตรฐานใน CLAUDE.md</w:t>
             </w:r>
           </w:p>
         </w:tc>
@@ -4111,6 +4416,37 @@
     <w:p>
       <w:pPr>
         <w:rFonts w:ascii="Leelawadee UI" w:hAnsi="Leelawadee UI" w:cs="Leelawadee UI"/>
+        <w:spacing w:before="120" w:after="60"/>
+      </w:pPr>
+      <w:r>
+        <w:rPr>
+          <w:rFonts w:ascii="Leelawadee UI" w:hAnsi="Leelawadee UI" w:cs="Leelawadee UI"/>
+          <w:b/>
+          <w:bCs/>
+          <w:color w:val="1E3A24"/>
+          <w:sz w:val="22"/>
+          <w:szCs w:val="22"/>
+        </w:rPr>
+        <w:t xml:space="preserve">การนำไปใช้ปลายทาง (Downstream consumption)</w:t>
+      </w:r>
+    </w:p>
+    <w:p>
+      <w:pPr>
+        <w:rFonts w:ascii="Leelawadee UI" w:hAnsi="Leelawadee UI" w:cs="Leelawadee UI"/>
+        <w:spacing w:before="0" w:after="120"/>
+      </w:pPr>
+      <w:r>
+        <w:rPr>
+          <w:rFonts w:ascii="Leelawadee UI" w:hAnsi="Leelawadee UI" w:cs="Leelawadee UI"/>
+          <w:sz w:val="22"/>
+          <w:szCs w:val="22"/>
+        </w:rPr>
+        <w:t xml:space="preserve">กฎการซ่อนในตารางนี้เป็น "ตัวกรองตอน query" — เลขเอกสารที่ถูกซ่อน (doc_num) ในงวด (fiscal_year + fiscal_month) ที่กำหนด จะถูก ตัดออกจากผลรวม Actuals (SUM ของ `gold_sap_gl_trans`) ที่ป้อนให้ dashboard และรายงานงบประมาณ ตอนคำนวณ — ไม่ได้ลบแถวใน SAP/Lakehouse จริง แต่กรองออกเฉพาะตอนรวมยอด (เช่น เพิ่มเงื่อนไข WHERE NOT EXISTS / anti-join กับ `cfg_master.hide_document_number` บน (accounting_doc_number, fiscal_year, MONTH(posting_date))) · เสริมกับกฎ row-visibility ของ dashboard (ADR-0010) และตัวกรอง Actuals มาตรฐานใน CLAUDE.md (เช่น ตัด doc_type = 'CO', cost center ที่ยกเว้น, assignment = 'TFRS16') · ผลลัพธ์: เอกสารที่ถูกซ่อนจะไม่ถูกนับใน Actuals ที่นำไปเทียบกับงบประมาณ</w:t>
+      </w:r>
+    </w:p>
+    <w:p>
+      <w:pPr>
+        <w:rFonts w:ascii="Leelawadee UI" w:hAnsi="Leelawadee UI" w:cs="Leelawadee UI"/>
         <w:spacing w:before="240" w:after="120"/>
         <w:keepNext/>
       </w:pPr>
